--- a/02_Caderno_de_Atividades.docx
+++ b/02_Caderno_de_Atividades.docx
@@ -7,7 +7,7 @@
         <w:pStyle w:val="Title"/>
       </w:pPr>
       <w:r>
-        <w:t>Ficha 01 | Começar por um problema</w:t>
+        <w:t>Ficha 01 | Escolher o território da sua startup</w:t>
       </w:r>
     </w:p>
     <w:p>
@@ -52,7 +52,7 @@
         <w:rPr>
           <w:b/>
         </w:rPr>
-        <w:t>Cinco problemas observados</w:t>
+        <w:t>Cinco territórios observados</w:t>
       </w:r>
     </w:p>
     <w:tbl>
@@ -78,7 +78,7 @@
                 <w:b/>
                 <w:sz w:val="18"/>
               </w:rPr>
-              <w:t>Problema / contexto</w:t>
+              <w:t>Território: público + situação</w:t>
             </w:r>
           </w:p>
         </w:tc>
@@ -93,7 +93,7 @@
                 <w:b/>
                 <w:sz w:val="18"/>
               </w:rPr>
-              <w:t>Quem enfrenta?</w:t>
+              <w:t>Quem vive isso?</w:t>
             </w:r>
           </w:p>
         </w:tc>
@@ -108,7 +108,7 @@
                 <w:b/>
                 <w:sz w:val="18"/>
               </w:rPr>
-              <w:t>Como percebemos?</w:t>
+              <w:t>Com que frequência?</w:t>
             </w:r>
           </w:p>
         </w:tc>
@@ -244,7 +244,7 @@
         <w:rPr>
           <w:b/>
         </w:rPr>
-        <w:t>Problema escolhido: público + dificuldade + situação</w:t>
+        <w:t>Território escolhido: público + dificuldade + situação</w:t>
       </w:r>
     </w:p>
     <w:p>
@@ -276,7 +276,7 @@
         <w:rPr>
           <w:b/>
         </w:rPr>
-        <w:t>Por que investigar? Quem podemos ouvir?</w:t>
+        <w:t>Por que esta startup vale a investigação? Quem podemos ouvir?</w:t>
       </w:r>
     </w:p>
     <w:p>
@@ -318,7 +318,7 @@
         <w:pStyle w:val="Heading1"/>
       </w:pPr>
       <w:r>
-        <w:t>Ficha 02 | Separar necessidade, desejo e suposição</w:t>
+        <w:t>Ficha 02 | Separar o que vocês sabem do que supõem</w:t>
       </w:r>
     </w:p>
     <w:p>
@@ -331,7 +331,7 @@
         <w:rPr>
           <w:b/>
         </w:rPr>
-        <w:t>Necessidade / desejo / dor do nosso público</w:t>
+        <w:t>Necessidade / desejo / dor do cliente</w:t>
       </w:r>
     </w:p>
     <w:p>
@@ -573,7 +573,7 @@
         <w:pStyle w:val="Heading1"/>
       </w:pPr>
       <w:r>
-        <w:t>Ficha 03 | Ouvir quem vive o problema</w:t>
+        <w:t>Ficha 03 | Ouvir o cliente antes de construir</w:t>
       </w:r>
     </w:p>
     <w:p>
@@ -586,7 +586,7 @@
         <w:rPr>
           <w:b/>
         </w:rPr>
-        <w:t>Use o modelo extra uma vez por entrevistado. Resuma aqui cinco pessoas do público, sem nomes.</w:t>
+        <w:t>Use o modelo extra uma vez por entrevistado. Resuma aqui cinco pessoas do território, sem nomes.</w:t>
       </w:r>
     </w:p>
     <w:p>
@@ -884,7 +884,7 @@
         <w:pStyle w:val="Heading1"/>
       </w:pPr>
       <w:r>
-        <w:t>Ficha 04 | Escolher a dor e entender suas causas</w:t>
+        <w:t>Ficha 04 | Escolher a dor que a startup vai resolver</w:t>
       </w:r>
     </w:p>
     <w:p>
@@ -1133,7 +1133,7 @@
         <w:rPr>
           <w:b/>
         </w:rPr>
-        <w:t>Necessidade priorizada e justificativa com base nos relatos</w:t>
+        <w:t>Dor priorizada e justificativa com base nos relatos</w:t>
       </w:r>
     </w:p>
     <w:p>
@@ -1207,7 +1207,7 @@
         <w:pStyle w:val="Heading1"/>
       </w:pPr>
       <w:r>
-        <w:t>Ficha 05 | Definir para quem vamos criar</w:t>
+        <w:t>Ficha 05 | Definir o cliente da sua startup</w:t>
       </w:r>
     </w:p>
     <w:p>
@@ -1220,7 +1220,7 @@
         <w:rPr>
           <w:b/>
         </w:rPr>
-        <w:t>Público inicial: quem, em que situação e onde encontrar</w:t>
+        <w:t>Cliente inicial: quem, em que situação e onde encontrar</w:t>
       </w:r>
     </w:p>
     <w:p>
@@ -1502,7 +1502,7 @@
         <w:pStyle w:val="Heading1"/>
       </w:pPr>
       <w:r>
-        <w:t>Ficha 06 | Criar opções e escolher uma solução</w:t>
+        <w:t>Ficha 06 | Desenhar a solução e a proposta de valor</w:t>
       </w:r>
     </w:p>
     <w:p>
@@ -1893,7 +1893,7 @@
         <w:pStyle w:val="Heading1"/>
       </w:pPr>
       <w:r>
-        <w:t>Ficha 07 | Conhecer alternativas e condições do projeto</w:t>
+        <w:t>Ficha 07 | Estudar o mercado e as alternativas</w:t>
       </w:r>
     </w:p>
     <w:p>
@@ -1906,7 +1906,7 @@
         <w:rPr>
           <w:b/>
         </w:rPr>
-        <w:t>Alternativas atuais</w:t>
+        <w:t>Alternativas que o cliente usa hoje</w:t>
       </w:r>
     </w:p>
     <w:tbl>
@@ -2306,7 +2306,7 @@
         <w:pStyle w:val="Heading1"/>
       </w:pPr>
       <w:r>
-        <w:t>Ficha 08 | Explicar como o negócio funcionaria</w:t>
+        <w:t>Ficha 08 | Montar o modelo de negócio</w:t>
       </w:r>
     </w:p>
     <w:p>
@@ -2749,7 +2749,7 @@
         <w:pStyle w:val="Heading1"/>
       </w:pPr>
       <w:r>
-        <w:t>Ficha 09 | Construir algo que uma pessoa possa usar</w:t>
+        <w:t>Ficha 09 | Construir a primeira versão</w:t>
       </w:r>
     </w:p>
     <w:p>
@@ -2972,7 +2972,7 @@
         <w:pStyle w:val="Heading1"/>
       </w:pPr>
       <w:r>
-        <w:t>Ficha 10 | Testar e registrar o que aconteceu</w:t>
+        <w:t>Ficha 10 | Testar com usuários reais</w:t>
       </w:r>
     </w:p>
     <w:p>
@@ -3327,7 +3327,7 @@
         <w:pStyle w:val="Heading1"/>
       </w:pPr>
       <w:r>
-        <w:t>Ficha 11 | Melhorar com base nas evidências</w:t>
+        <w:t>Ficha 11 | Melhorar e decidir o próximo ciclo</w:t>
       </w:r>
     </w:p>
     <w:p>
@@ -3692,7 +3692,7 @@
         <w:pStyle w:val="Heading1"/>
       </w:pPr>
       <w:r>
-        <w:t>Ficha 12 | Apresentar a proposta e o aprendizado</w:t>
+        <w:t>Ficha 12 | Apresentar a sua startup</w:t>
       </w:r>
     </w:p>
     <w:p>
@@ -3851,7 +3851,7 @@
         <w:rPr>
           <w:b/>
         </w:rPr>
-        <w:t>Use: problema/público; evidências; solução; modelo; testes/próximo passo.</w:t>
+        <w:t>Use: problema/cliente; evidências; solução; modelo; testes/próximo passo.</w:t>
       </w:r>
     </w:p>
     <w:p>
@@ -3978,7 +3978,7 @@
         <w:rPr>
           <w:b/>
         </w:rPr>
-        <w:t>Código (P1, P2...): __________  Data: __________  Contexto/público: __________________</w:t>
+        <w:t>Código (P1, P2...): __________  Data: __________  Contexto/território: __________________</w:t>
       </w:r>
     </w:p>
     <w:p>
@@ -4324,7 +4324,7 @@
       <w:pStyle w:val="Footer"/>
     </w:pPr>
     <w:r>
-      <w:t xml:space="preserve">Da observação ao primeiro teste  •  </w:t>
+      <w:t xml:space="preserve">Construa sua startup, etapa por etapa  •  </w:t>
     </w:r>
     <w:fldSimple w:instr="PAGE"/>
   </w:p>
